--- a/Számfogalom kialakitasa publikacio 2013 Italiano.docx
+++ b/Számfogalom kialakitasa publikacio 2013 Italiano.docx
@@ -5,21 +5,33 @@
     <w:p>
       <w:pPr>
         <w:spacing w:before="100" w:beforeAutospacing="1" w:after="100" w:afterAutospacing="1" w:line="240" w:lineRule="auto"/>
-        <w:rPr>
-          <w:rFonts w:ascii="Times New Roman" w:eastAsia="Times New Roman" w:hAnsi="Times New Roman" w:cs="Times New Roman"/>
-          <w:sz w:val="24"/>
-          <w:szCs w:val="24"/>
-          <w:lang w:eastAsia="hu-HU"/>
-        </w:rPr>
-      </w:pPr>
-      <w:r>
-        <w:rPr>
-          <w:rFonts w:ascii="Times New Roman" w:eastAsia="Times New Roman" w:hAnsi="Times New Roman" w:cs="Times New Roman"/>
-          <w:sz w:val="24"/>
-          <w:szCs w:val="24"/>
-          <w:lang w:eastAsia="hu-HU"/>
-        </w:rPr>
-        <w:t xml:space="preserve">Nagy, Sz. [Szakácsné Nagy, Sz.] (2013). The presentation of the “Audible Mathematics” software package. </w:t>
+        <w:jc w:val="both"/>
+        <w:rPr>
+          <w:rFonts w:ascii="Times New Roman" w:eastAsia="Times New Roman" w:hAnsi="Times New Roman" w:cs="Times New Roman"/>
+          <w:sz w:val="24"/>
+          <w:szCs w:val="24"/>
+          <w:lang w:eastAsia="hu-HU"/>
+        </w:rPr>
+      </w:pPr>
+      <w:r>
+        <w:rPr>
+          <w:rFonts w:ascii="Times New Roman" w:eastAsia="Times New Roman" w:hAnsi="Times New Roman" w:cs="Times New Roman"/>
+          <w:sz w:val="24"/>
+          <w:szCs w:val="24"/>
+          <w:lang w:eastAsia="hu-HU"/>
+        </w:rPr>
+        <w:t>Nagy, Sz. [Szakácsné Nagy, Sz.] (2013). The p</w:t>
+      </w:r>
+      <w:bookmarkStart w:id="0" w:name="_GoBack"/>
+      <w:bookmarkEnd w:id="0"/>
+      <w:r>
+        <w:rPr>
+          <w:rFonts w:ascii="Times New Roman" w:eastAsia="Times New Roman" w:hAnsi="Times New Roman" w:cs="Times New Roman"/>
+          <w:sz w:val="24"/>
+          <w:szCs w:val="24"/>
+          <w:lang w:eastAsia="hu-HU"/>
+        </w:rPr>
+        <w:t xml:space="preserve">resentation of the “Audible Mathematics” software package. </w:t>
       </w:r>
       <w:r>
         <w:rPr>
@@ -62,8 +74,12 @@
         <w:t>(19), 154–160.</w:t>
       </w:r>
     </w:p>
-    <w:p/>
-    <w:p>
+    <w:p>
+      <w:pPr>
+        <w:rPr>
+          <w:rStyle w:val="Hiperhivatkozs"/>
+        </w:rPr>
+      </w:pPr>
       <w:hyperlink r:id="rId7" w:history="1">
         <w:r>
           <w:rPr>
@@ -76,6 +92,88 @@
     <w:p>
       <w:pPr>
         <w:spacing w:before="100" w:beforeAutospacing="1" w:after="100" w:afterAutospacing="1" w:line="240" w:lineRule="auto"/>
+        <w:jc w:val="both"/>
+        <w:rPr>
+          <w:rFonts w:ascii="Times New Roman" w:eastAsia="Times New Roman" w:hAnsi="Times New Roman" w:cs="Times New Roman"/>
+          <w:sz w:val="24"/>
+          <w:szCs w:val="24"/>
+          <w:lang w:eastAsia="hu-HU"/>
+        </w:rPr>
+      </w:pPr>
+      <w:r>
+        <w:rPr>
+          <w:rFonts w:ascii="Times New Roman" w:eastAsia="Times New Roman" w:hAnsi="Times New Roman" w:cs="Times New Roman"/>
+          <w:sz w:val="24"/>
+          <w:szCs w:val="24"/>
+          <w:lang w:eastAsia="hu-HU"/>
+        </w:rPr>
+        <w:t xml:space="preserve">Kovács, B. (2016). </w:t>
+      </w:r>
+      <w:r>
+        <w:rPr>
+          <w:rFonts w:ascii="Times New Roman" w:eastAsia="Times New Roman" w:hAnsi="Times New Roman" w:cs="Times New Roman"/>
+          <w:i/>
+          <w:iCs/>
+          <w:sz w:val="24"/>
+          <w:szCs w:val="24"/>
+          <w:lang w:eastAsia="hu-HU"/>
+        </w:rPr>
+        <w:t>Habilitációs kérelem</w:t>
+      </w:r>
+      <w:r>
+        <w:rPr>
+          <w:rFonts w:ascii="Times New Roman" w:eastAsia="Times New Roman" w:hAnsi="Times New Roman" w:cs="Times New Roman"/>
+          <w:sz w:val="24"/>
+          <w:szCs w:val="24"/>
+          <w:lang w:eastAsia="hu-HU"/>
+        </w:rPr>
+        <w:t xml:space="preserve"> [Habilitation application]. University of Pécs, Faculty of Arts. p. 15. In: Nagy, Sz. (2013). The presentation of the “Audible Mathematics” software package. </w:t>
+      </w:r>
+      <w:r>
+        <w:rPr>
+          <w:rFonts w:ascii="Times New Roman" w:eastAsia="Times New Roman" w:hAnsi="Times New Roman" w:cs="Times New Roman"/>
+          <w:i/>
+          <w:iCs/>
+          <w:sz w:val="24"/>
+          <w:szCs w:val="24"/>
+          <w:lang w:eastAsia="hu-HU"/>
+        </w:rPr>
+        <w:t>Kitekintés – Perspective</w:t>
+      </w:r>
+      <w:r>
+        <w:rPr>
+          <w:rFonts w:ascii="Times New Roman" w:eastAsia="Times New Roman" w:hAnsi="Times New Roman" w:cs="Times New Roman"/>
+          <w:sz w:val="24"/>
+          <w:szCs w:val="24"/>
+          <w:lang w:eastAsia="hu-HU"/>
+        </w:rPr>
+        <w:t xml:space="preserve">, </w:t>
+      </w:r>
+      <w:r>
+        <w:rPr>
+          <w:rFonts w:ascii="Times New Roman" w:eastAsia="Times New Roman" w:hAnsi="Times New Roman" w:cs="Times New Roman"/>
+          <w:i/>
+          <w:iCs/>
+          <w:sz w:val="24"/>
+          <w:szCs w:val="24"/>
+          <w:lang w:eastAsia="hu-HU"/>
+        </w:rPr>
+        <w:t>17</w:t>
+      </w:r>
+      <w:r>
+        <w:rPr>
+          <w:rFonts w:ascii="Times New Roman" w:eastAsia="Times New Roman" w:hAnsi="Times New Roman" w:cs="Times New Roman"/>
+          <w:sz w:val="24"/>
+          <w:szCs w:val="24"/>
+          <w:lang w:eastAsia="hu-HU"/>
+        </w:rPr>
+        <w:t>(19), 154–160.</w:t>
+      </w:r>
+    </w:p>
+    <w:p/>
+    <w:p>
+      <w:pPr>
+        <w:spacing w:before="100" w:beforeAutospacing="1" w:after="100" w:afterAutospacing="1" w:line="240" w:lineRule="auto"/>
         <w:outlineLvl w:val="0"/>
         <w:rPr>
           <w:rFonts w:ascii="Times New Roman" w:eastAsia="Times New Roman" w:hAnsi="Times New Roman" w:cs="Times New Roman"/>
@@ -308,19 +406,8 @@
           <w:szCs w:val="24"/>
           <w:lang w:eastAsia="hu-HU"/>
         </w:rPr>
-        <w:t>Tenendo conto dei risultati delle ricerche più recenti, dobbiamo considerare diversamente il ruolo della vista, dell'udito e del tatto durante l'apprendimento (Kovács 2010, Csepe 2007). Sebbene ciascuno di essi nasconda numerose possibilità anche singolarmente, la maggior parte dei metodi "collaudati" di sviluppo delle competenze include l'elaborazione congiunta di informazioni provenienti da più sensi. Poiché l'efficacia di un organo sensoriale può anche indebolire l'efficacia di un altro canale di acquisizione delle informazioni, è importante scegliere le proporzioni appropriate. La decisione non è determinata solo dalle capacità cognitive degli studenti, ma anche dal contenuto del materiale didattico. Nell'insegnamento della matematica – secondo la teoria delle rappresentazioni di Bruner – la trasmissione delle conoscenze può avvenire su tre piani (materiale, iconico</w:t>
-      </w:r>
-    </w:p>
-    <w:p>
-      <w:pPr>
-        <w:spacing w:before="100" w:beforeAutospacing="1" w:after="100" w:afterAutospacing="1" w:line="240" w:lineRule="auto"/>
-        <w:rPr>
-          <w:rFonts w:ascii="Times New Roman" w:eastAsia="Times New Roman" w:hAnsi="Times New Roman" w:cs="Times New Roman"/>
-          <w:sz w:val="24"/>
-          <w:szCs w:val="24"/>
-          <w:lang w:eastAsia="hu-HU"/>
-        </w:rPr>
-      </w:pPr>
+        <w:t xml:space="preserve">Tenendo conto dei risultati delle ricerche più recenti, dobbiamo considerare diversamente il ruolo della vista, dell'udito e del tatto durante l'apprendimento (Kovács 2010, Csepe 2007). Sebbene ciascuno di essi nasconda numerose possibilità anche singolarmente, la maggior parte dei metodi "collaudati" di sviluppo delle competenze include l'elaborazione congiunta di informazioni provenienti da più sensi. Poiché l'efficacia di un organo sensoriale può anche indebolire l'efficacia di un altro canale di acquisizione delle informazioni, è importante scegliere le proporzioni appropriate. La decisione non è determinata solo dalle capacità </w:t>
+      </w:r>
       <w:r>
         <w:rPr>
           <w:rFonts w:ascii="Times New Roman" w:eastAsia="Times New Roman" w:hAnsi="Times New Roman" w:cs="Times New Roman"/>
@@ -329,6 +416,26 @@
           <w:lang w:eastAsia="hu-HU"/>
         </w:rPr>
         <w:lastRenderedPageBreak/>
+        <w:t>cognitive degli studenti, ma anche dal contenuto del materiale didattico. Nell'insegnamento della matematica – secondo la teoria delle rappresentazioni di Bruner – la trasmissione delle conoscenze può avvenire su tre piani (materiale, iconico</w:t>
+      </w:r>
+    </w:p>
+    <w:p>
+      <w:pPr>
+        <w:spacing w:before="100" w:beforeAutospacing="1" w:after="100" w:afterAutospacing="1" w:line="240" w:lineRule="auto"/>
+        <w:rPr>
+          <w:rFonts w:ascii="Times New Roman" w:eastAsia="Times New Roman" w:hAnsi="Times New Roman" w:cs="Times New Roman"/>
+          <w:sz w:val="24"/>
+          <w:szCs w:val="24"/>
+          <w:lang w:eastAsia="hu-HU"/>
+        </w:rPr>
+      </w:pPr>
+      <w:r>
+        <w:rPr>
+          <w:rFonts w:ascii="Times New Roman" w:eastAsia="Times New Roman" w:hAnsi="Times New Roman" w:cs="Times New Roman"/>
+          <w:sz w:val="24"/>
+          <w:szCs w:val="24"/>
+          <w:lang w:eastAsia="hu-HU"/>
+        </w:rPr>
         <w:t>²² non parlato, ma catene uditive con struttura logica (unità base della percezione uditiva) Csepe (2007)</w:t>
       </w:r>
     </w:p>
@@ -525,6 +632,7 @@
           <w:szCs w:val="24"/>
           <w:lang w:eastAsia="hu-HU"/>
         </w:rPr>
+        <w:lastRenderedPageBreak/>
         <w:t>possiamo muovere oggetti virtuali con il mouse sullo schermo del computer (sulla superficie della lavagna digitale anche con il tocco),</w:t>
       </w:r>
     </w:p>
@@ -600,113 +708,122 @@
           <w:szCs w:val="24"/>
           <w:lang w:eastAsia="hu-HU"/>
         </w:rPr>
+        <w:t>possiamo delimitare in anticipo quella parte della lavagna dove dobbiamo contare un numero predeterminato di elementi, ecc.</w:t>
+      </w:r>
+    </w:p>
+    <w:p>
+      <w:pPr>
+        <w:spacing w:before="100" w:beforeAutospacing="1" w:after="100" w:afterAutospacing="1" w:line="240" w:lineRule="auto"/>
+        <w:jc w:val="both"/>
+        <w:rPr>
+          <w:rFonts w:ascii="Times New Roman" w:eastAsia="Times New Roman" w:hAnsi="Times New Roman" w:cs="Times New Roman"/>
+          <w:sz w:val="24"/>
+          <w:szCs w:val="24"/>
+          <w:lang w:eastAsia="hu-HU"/>
+        </w:rPr>
+      </w:pPr>
+      <w:r>
+        <w:rPr>
+          <w:rFonts w:ascii="Times New Roman" w:eastAsia="Times New Roman" w:hAnsi="Times New Roman" w:cs="Times New Roman"/>
+          <w:sz w:val="24"/>
+          <w:szCs w:val="24"/>
+          <w:lang w:eastAsia="hu-HU"/>
+        </w:rPr>
+        <w:t>Il bambino può osservare dinamicamente a quali manipolazioni di oggetti corrispondono le operazioni sugli insiemi. Se lavoriamo con una lavagna digitale, non solo possiamo dividere la lavagna in aree separate per confrontare diversi casi, ma possiamo anche salvarli²³.</w:t>
+      </w:r>
+    </w:p>
+    <w:p>
+      <w:pPr>
+        <w:spacing w:before="100" w:beforeAutospacing="1" w:after="100" w:afterAutospacing="1" w:line="240" w:lineRule="auto"/>
+        <w:jc w:val="both"/>
+        <w:rPr>
+          <w:rFonts w:ascii="Times New Roman" w:eastAsia="Times New Roman" w:hAnsi="Times New Roman" w:cs="Times New Roman"/>
+          <w:sz w:val="24"/>
+          <w:szCs w:val="24"/>
+          <w:lang w:eastAsia="hu-HU"/>
+        </w:rPr>
+      </w:pPr>
+      <w:r>
+        <w:rPr>
+          <w:rFonts w:ascii="Times New Roman" w:eastAsia="Times New Roman" w:hAnsi="Times New Roman" w:cs="Times New Roman"/>
+          <w:sz w:val="24"/>
+          <w:szCs w:val="24"/>
+          <w:lang w:eastAsia="hu-HU"/>
+        </w:rPr>
+        <w:t>La seguente soluzione innovativa è stata ispirata dalla considerazione della percezione delle forme²⁴ caratteristica di questa fascia d'età. Un numero crescente di specialisti che si occupano dello sviluppo del concetto di numero vede la causa del sottosviluppo della competenza di calcolo nell'inadeguata percezione parte-tutto (Csocsán 2010). Secondo la letteratura specializzata, il bambino di 4-5 anni, pur riconoscendo certi dettagli, li coglie in modo isolato, senza la loro relazione con l'insieme. Superare questo problema è particolarmente difficile anche più tardi nel caso degli studenti ipovedenti (Pálhegyi 1980). L'udito può venirci in aiuto. La percezione dell'insieme insieme ai suoi dettagli ha ricevuto anche un nome specifico in psicoacustica – effetto Mozart. Poiché per i bambini la capacità di produrre suoni degli oggetti è anche una proprietà, era ovvia la seguente soluzione che ha acquisito legittimità tra gli studenti ciechi dalla nascita. Se assegniamo un suono a ciascun oggetto (ad esempio alla mela il Do ottenuto premendo il tasto del pianoforte, alla pera – il Mi), allora il Do-Do, Mi-Mi, Do-Mi o Mi-Do ritmico, udibile a coppie, intervallato da brevi pause, non solo restituisce l'"immagine" della frutta separata a coppie, ma evidenzia quelle proprietà della struttura che sono indispensabili per comprendere le operazioni pari-dispari e della moltiplicazione come addizione multipla. Tutto questo non è casuale. Il cervello cerca di armonizzare in modo unico l'immagine vista e sentita – istintivamente "predice" la continuazione del suono atteso. Numerosi ricercatori condividono l'opinione che i principi della Gestalt che si realizzano durante l'interpretazione dell'immagine vista si applicano ugualmente anche nell'elaborazione dell'informazione udita.</w:t>
+      </w:r>
+    </w:p>
+    <w:p>
+      <w:pPr>
+        <w:spacing w:before="100" w:beforeAutospacing="1" w:after="100" w:afterAutospacing="1" w:line="240" w:lineRule="auto"/>
+        <w:jc w:val="both"/>
+        <w:rPr>
+          <w:rFonts w:ascii="Times New Roman" w:eastAsia="Times New Roman" w:hAnsi="Times New Roman" w:cs="Times New Roman"/>
+          <w:sz w:val="24"/>
+          <w:szCs w:val="24"/>
+          <w:lang w:eastAsia="hu-HU"/>
+        </w:rPr>
+      </w:pPr>
+      <w:r>
+        <w:rPr>
+          <w:rFonts w:ascii="Times New Roman" w:eastAsia="Times New Roman" w:hAnsi="Times New Roman" w:cs="Times New Roman"/>
+          <w:sz w:val="24"/>
+          <w:szCs w:val="24"/>
+          <w:lang w:eastAsia="hu-HU"/>
+        </w:rPr>
+        <w:t>Cercando di sincronizzare il materiale visivo e sonoro, nel software i pattern sonori sono accessibili cliccando sugli oggetti. Con questo non solo abbiamo "sonorizzato" l'immagine, ma anche la manipolazione degli oggetti, la struttura matematica (ad es. Do-Re-Mi – conteggio fino a tre, Do-Do—Do-Do-Mi — Do-Do—Do-Do-Mi — Do-Do—Do-Do-Mi – raggruppamento per cinque).</w:t>
+      </w:r>
+    </w:p>
+    <w:p>
+      <w:pPr>
+        <w:spacing w:before="100" w:beforeAutospacing="1" w:after="100" w:afterAutospacing="1" w:line="240" w:lineRule="auto"/>
+        <w:jc w:val="both"/>
+        <w:rPr>
+          <w:rFonts w:ascii="Times New Roman" w:eastAsia="Times New Roman" w:hAnsi="Times New Roman" w:cs="Times New Roman"/>
+          <w:sz w:val="24"/>
+          <w:szCs w:val="24"/>
+          <w:lang w:eastAsia="hu-HU"/>
+        </w:rPr>
+      </w:pPr>
+      <w:r>
+        <w:rPr>
+          <w:rFonts w:ascii="Times New Roman" w:eastAsia="Times New Roman" w:hAnsi="Times New Roman" w:cs="Times New Roman"/>
+          <w:sz w:val="24"/>
+          <w:szCs w:val="24"/>
+          <w:lang w:eastAsia="hu-HU"/>
+        </w:rPr>
+        <w:t>I software contengono anche discorso dal vivo. Poiché il suono dal vivo può essere accompagnato anche da elementi metacomunicativi, può essere più efficace. Durante l'elaborazione delle informazioni sonore è dominante il fattore tempo, a seconda della loro forma di presentazione possiamo influenzare le emozioni e il subconscio. Riproducendo pattern sonori siamo in grado di influenzare più facilmente l'attenzione degli studenti (ridurre il rumore nello spazio visivo e evidenziare la parte dall'insieme).</w:t>
+      </w:r>
+    </w:p>
+    <w:p>
+      <w:pPr>
+        <w:spacing w:before="100" w:beforeAutospacing="1" w:after="100" w:afterAutospacing="1" w:line="240" w:lineRule="auto"/>
+        <w:jc w:val="both"/>
+        <w:rPr>
+          <w:rFonts w:ascii="Times New Roman" w:eastAsia="Times New Roman" w:hAnsi="Times New Roman" w:cs="Times New Roman"/>
+          <w:sz w:val="24"/>
+          <w:szCs w:val="24"/>
+          <w:lang w:eastAsia="hu-HU"/>
+        </w:rPr>
+      </w:pPr>
+      <w:r>
+        <w:rPr>
+          <w:rFonts w:ascii="Times New Roman" w:eastAsia="Times New Roman" w:hAnsi="Times New Roman" w:cs="Times New Roman"/>
+          <w:sz w:val="24"/>
+          <w:szCs w:val="24"/>
+          <w:lang w:eastAsia="hu-HU"/>
+        </w:rPr>
+        <w:t xml:space="preserve">L'usabilità del software non si limita alla comunicazione frontale di informazioni a scopo dimostrativo. La nostra aspirazione primaria è motivare l'attività degli studenti. Se il bambino è impedito nell'eseguire manipolazioni di oggetti, allora con l'aiuto di uno schermo tattile potrebbe ancora essere in grado di lavorare. Nel caso di studenti gravemente ipovedenti, i </w:t>
+      </w:r>
+      <w:r>
+        <w:rPr>
+          <w:rFonts w:ascii="Times New Roman" w:eastAsia="Times New Roman" w:hAnsi="Times New Roman" w:cs="Times New Roman"/>
+          <w:sz w:val="24"/>
+          <w:szCs w:val="24"/>
+          <w:lang w:eastAsia="hu-HU"/>
+        </w:rPr>
         <w:lastRenderedPageBreak/>
-        <w:t>possiamo delimitare in anticipo quella parte della lavagna dove dobbiamo contare un numero predeterminato di elementi, ecc.</w:t>
-      </w:r>
-    </w:p>
-    <w:p>
-      <w:pPr>
-        <w:spacing w:before="100" w:beforeAutospacing="1" w:after="100" w:afterAutospacing="1" w:line="240" w:lineRule="auto"/>
-        <w:jc w:val="both"/>
-        <w:rPr>
-          <w:rFonts w:ascii="Times New Roman" w:eastAsia="Times New Roman" w:hAnsi="Times New Roman" w:cs="Times New Roman"/>
-          <w:sz w:val="24"/>
-          <w:szCs w:val="24"/>
-          <w:lang w:eastAsia="hu-HU"/>
-        </w:rPr>
-      </w:pPr>
-      <w:r>
-        <w:rPr>
-          <w:rFonts w:ascii="Times New Roman" w:eastAsia="Times New Roman" w:hAnsi="Times New Roman" w:cs="Times New Roman"/>
-          <w:sz w:val="24"/>
-          <w:szCs w:val="24"/>
-          <w:lang w:eastAsia="hu-HU"/>
-        </w:rPr>
-        <w:t>Il bambino può osservare dinamicamente a quali manipolazioni di oggetti corrispondono le operazioni sugli insiemi. Se lavoriamo con una lavagna digitale, non solo possiamo dividere la lavagna in aree separate per confrontare diversi casi, ma possiamo anche salvarli²³.</w:t>
-      </w:r>
-    </w:p>
-    <w:p>
-      <w:pPr>
-        <w:spacing w:before="100" w:beforeAutospacing="1" w:after="100" w:afterAutospacing="1" w:line="240" w:lineRule="auto"/>
-        <w:jc w:val="both"/>
-        <w:rPr>
-          <w:rFonts w:ascii="Times New Roman" w:eastAsia="Times New Roman" w:hAnsi="Times New Roman" w:cs="Times New Roman"/>
-          <w:sz w:val="24"/>
-          <w:szCs w:val="24"/>
-          <w:lang w:eastAsia="hu-HU"/>
-        </w:rPr>
-      </w:pPr>
-      <w:r>
-        <w:rPr>
-          <w:rFonts w:ascii="Times New Roman" w:eastAsia="Times New Roman" w:hAnsi="Times New Roman" w:cs="Times New Roman"/>
-          <w:sz w:val="24"/>
-          <w:szCs w:val="24"/>
-          <w:lang w:eastAsia="hu-HU"/>
-        </w:rPr>
-        <w:t>La seguente soluzione innovativa è stata ispirata dalla considerazione della percezione delle forme²⁴ caratteristica di questa fascia d'età. Un numero crescente di specialisti che si occupano dello sviluppo del concetto di numero vede la causa del sottosviluppo della competenza di calcolo nell'inadeguata percezione parte-tutto (Csocsán 2010). Secondo la letteratura specializzata, il bambino di 4-5 anni, pur riconoscendo certi dettagli, li coglie in modo isolato, senza la loro relazione con l'insieme. Superare questo problema è particolarmente difficile anche più tardi nel caso degli studenti ipovedenti (Pálhegyi 1980). L'udito può venirci in aiuto. La percezione dell'insieme insieme ai suoi dettagli ha ricevuto anche un nome specifico in psicoacustica – effetto Mozart. Poiché per i bambini la capacità di produrre suoni degli oggetti è anche una proprietà, era ovvia la seguente soluzione che ha acquisito legittimità tra gli studenti ciechi dalla nascita. Se assegniamo un suono a ciascun oggetto (ad esempio alla mela il Do ottenuto premendo il tasto del pianoforte, alla pera – il Mi), allora il Do-Do, Mi-Mi, Do-Mi o Mi-Do ritmico, udibile a coppie, intervallato da brevi pause, non solo restituisce l'"immagine" della frutta separata a coppie, ma evidenzia quelle proprietà della struttura che sono indispensabili per comprendere le operazioni pari-dispari e della moltiplicazione come addizione multipla. Tutto questo non è casuale. Il cervello cerca di armonizzare in modo unico l'immagine vista e sentita – istintivamente "predice" la continuazione del suono atteso. Numerosi ricercatori condividono l'opinione che i principi della Gestalt che si realizzano durante l'interpretazione dell'immagine vista si applicano ugualmente anche nell'elaborazione dell'informazione udita.</w:t>
-      </w:r>
-    </w:p>
-    <w:p>
-      <w:pPr>
-        <w:spacing w:before="100" w:beforeAutospacing="1" w:after="100" w:afterAutospacing="1" w:line="240" w:lineRule="auto"/>
-        <w:jc w:val="both"/>
-        <w:rPr>
-          <w:rFonts w:ascii="Times New Roman" w:eastAsia="Times New Roman" w:hAnsi="Times New Roman" w:cs="Times New Roman"/>
-          <w:sz w:val="24"/>
-          <w:szCs w:val="24"/>
-          <w:lang w:eastAsia="hu-HU"/>
-        </w:rPr>
-      </w:pPr>
-      <w:r>
-        <w:rPr>
-          <w:rFonts w:ascii="Times New Roman" w:eastAsia="Times New Roman" w:hAnsi="Times New Roman" w:cs="Times New Roman"/>
-          <w:sz w:val="24"/>
-          <w:szCs w:val="24"/>
-          <w:lang w:eastAsia="hu-HU"/>
-        </w:rPr>
-        <w:t>Cercando di sincronizzare il materiale visivo e sonoro, nel software i pattern sonori sono accessibili cliccando sugli oggetti. Con questo non solo abbiamo "sonorizzato" l'immagine, ma anche la manipolazione degli oggetti, la struttura matematica (ad es. Do-Re-Mi – conteggio fino a tre, Do-Do—Do-Do-Mi — Do-Do—Do-Do-Mi — Do-Do—Do-Do-Mi – raggruppamento per cinque).</w:t>
-      </w:r>
-    </w:p>
-    <w:p>
-      <w:pPr>
-        <w:spacing w:before="100" w:beforeAutospacing="1" w:after="100" w:afterAutospacing="1" w:line="240" w:lineRule="auto"/>
-        <w:jc w:val="both"/>
-        <w:rPr>
-          <w:rFonts w:ascii="Times New Roman" w:eastAsia="Times New Roman" w:hAnsi="Times New Roman" w:cs="Times New Roman"/>
-          <w:sz w:val="24"/>
-          <w:szCs w:val="24"/>
-          <w:lang w:eastAsia="hu-HU"/>
-        </w:rPr>
-      </w:pPr>
-      <w:r>
-        <w:rPr>
-          <w:rFonts w:ascii="Times New Roman" w:eastAsia="Times New Roman" w:hAnsi="Times New Roman" w:cs="Times New Roman"/>
-          <w:sz w:val="24"/>
-          <w:szCs w:val="24"/>
-          <w:lang w:eastAsia="hu-HU"/>
-        </w:rPr>
-        <w:t>I software contengono anche discorso dal vivo. Poiché il suono dal vivo può essere accompagnato anche da elementi metacomunicativi, può essere più efficace. Durante l'elaborazione delle informazioni sonore è dominante il fattore tempo, a seconda della loro forma di presentazione possiamo influenzare le emozioni e il subconscio. Riproducendo pattern sonori siamo in grado di influenzare più facilmente l'attenzione degli studenti (ridurre il rumore nello spazio visivo e evidenziare la parte dall'insieme).</w:t>
-      </w:r>
-    </w:p>
-    <w:p>
-      <w:pPr>
-        <w:spacing w:before="100" w:beforeAutospacing="1" w:after="100" w:afterAutospacing="1" w:line="240" w:lineRule="auto"/>
-        <w:jc w:val="both"/>
-        <w:rPr>
-          <w:rFonts w:ascii="Times New Roman" w:eastAsia="Times New Roman" w:hAnsi="Times New Roman" w:cs="Times New Roman"/>
-          <w:sz w:val="24"/>
-          <w:szCs w:val="24"/>
-          <w:lang w:eastAsia="hu-HU"/>
-        </w:rPr>
-      </w:pPr>
-      <w:r>
-        <w:rPr>
-          <w:rFonts w:ascii="Times New Roman" w:eastAsia="Times New Roman" w:hAnsi="Times New Roman" w:cs="Times New Roman"/>
-          <w:sz w:val="24"/>
-          <w:szCs w:val="24"/>
-          <w:lang w:eastAsia="hu-HU"/>
-        </w:rPr>
-        <w:t>L'usabilità del software non si limita alla comunicazione frontale di informazioni a scopo dimostrativo. La nostra aspirazione primaria è motivare l'attività degli studenti. Se il bambino è impedito nell'eseguire manipolazioni di oggetti, allora con l'aiuto di uno schermo tattile potrebbe ancora essere in grado di lavorare. Nel caso di studenti gravemente ipovedenti, i pattern sonori riprodotti possono anche guidare la loro attività con gli oggetti. Con l'aiuto della tastiera possono rendere percettibile agli altri la loro soluzione, creando così una certa connessione lavorativa con gli altri.</w:t>
+        <w:t>pattern sonori riprodotti possono anche guidare la loro attività con gli oggetti. Con l'aiuto della tastiera possono rendere percettibile agli altri la loro soluzione, creando così una certa connessione lavorativa con gli altri.</w:t>
       </w:r>
     </w:p>
     <w:p>
@@ -746,7 +863,6 @@
           <w:szCs w:val="24"/>
           <w:lang w:eastAsia="hu-HU"/>
         </w:rPr>
-        <w:lastRenderedPageBreak/>
         <w:t>²³ durante il salvataggio purtroppo possiamo registrare solo l'immagine statica</w:t>
       </w:r>
       <w:r>
@@ -1016,6 +1132,7 @@
           <w:szCs w:val="24"/>
           <w:lang w:eastAsia="hu-HU"/>
         </w:rPr>
+        <w:lastRenderedPageBreak/>
         <w:t>riproduciamo i pattern sonori elementari a coppie, direttamente uno dopo l'altro, e se il secondo membro della coppia non è identico al primo, il bambino deve segnalarlo</w:t>
       </w:r>
     </w:p>
@@ -1085,7 +1202,6 @@
           <w:szCs w:val="24"/>
           <w:lang w:eastAsia="hu-HU"/>
         </w:rPr>
-        <w:lastRenderedPageBreak/>
         <w:t>Competenza matematica di base: selezione</w:t>
       </w:r>
       <w:r>
@@ -1538,6 +1654,7 @@
           <w:szCs w:val="24"/>
           <w:lang w:eastAsia="hu-HU"/>
         </w:rPr>
+        <w:lastRenderedPageBreak/>
         <w:t>With the help of the softwares we have developed, we would like to expand the number of tools which support the integrated education of blind and visually impaired pupils. While we were developing the digital tools which can also be used by normally sighted lower primary school pupils, we fully tried to take into account the experience gained in the primary target group, the most recent results of psychoacoustics and the current didactic methodologies.</w:t>
       </w:r>
     </w:p>
@@ -1583,7 +1700,6 @@
           <w:szCs w:val="36"/>
           <w:lang w:eastAsia="hu-HU"/>
         </w:rPr>
-        <w:lastRenderedPageBreak/>
         <w:t>Bibliografia utilizzata</w:t>
       </w:r>
     </w:p>
@@ -1863,21 +1979,7 @@
         <w:rPr>
           <w:sz w:val="40"/>
         </w:rPr>
-        <w:t>translate</w:t>
-      </w:r>
-      <w:r>
-        <w:rPr>
-          <w:sz w:val="40"/>
-        </w:rPr>
-        <w:t xml:space="preserve"> with u</w:t>
-      </w:r>
-      <w:bookmarkStart w:id="0" w:name="_GoBack"/>
-      <w:bookmarkEnd w:id="0"/>
-      <w:r>
-        <w:rPr>
-          <w:sz w:val="40"/>
-        </w:rPr>
-        <w:t xml:space="preserve">se.ai </w:t>
+        <w:t xml:space="preserve">translate with use.ai </w:t>
       </w:r>
     </w:p>
     <w:sectPr>
